--- a/Portfolio - Max ter Steege - Deep Learning - COMBINED/Portfolio_combined_MaxterSteege_full.docx
+++ b/Portfolio - Max ter Steege - Deep Learning - COMBINED/Portfolio_combined_MaxterSteege_full.docx
@@ -18,7 +18,6 @@
           <w:docPartUnique/>
         </w:docPartObj>
       </w:sdtPr>
-      <w:sdtEndPr/>
       <w:sdtContent>
         <w:p>
           <w:pPr>
@@ -150,14 +149,13 @@
                                     <w:tag w:val=""/>
                                     <w:id w:val="-650599894"/>
                                     <w:dataBinding w:prefixMappings="xmlns:ns0='http://schemas.microsoft.com/office/2006/coverPageProps' " w:xpath="/ns0:CoverPageProperties[1]/ns0:PublishDate[1]" w:storeItemID="{55AF091B-3C7A-41E3-B477-F2FDAA23CFDA}"/>
-                                    <w:date w:fullDate="2026-06-06T00:00:00Z">
+                                    <w:date w:fullDate="2026-06-10T00:00:00Z">
                                       <w:dateFormat w:val="d-M-yyyy"/>
                                       <w:lid w:val="nl-NL"/>
                                       <w:storeMappedDataAs w:val="dateTime"/>
                                       <w:calendar w:val="gregorian"/>
                                     </w:date>
                                   </w:sdtPr>
-                                  <w:sdtEndPr/>
                                   <w:sdtContent>
                                     <w:p>
                                       <w:pPr>
@@ -175,7 +173,7 @@
                                           <w:sz w:val="28"/>
                                           <w:szCs w:val="28"/>
                                         </w:rPr>
-                                        <w:t>6</w:t>
+                                        <w:t>10</w:t>
                                       </w:r>
                                       <w:r>
                                         <w:rPr>
@@ -3487,14 +3485,13 @@
                               <w:tag w:val=""/>
                               <w:id w:val="-650599894"/>
                               <w:dataBinding w:prefixMappings="xmlns:ns0='http://schemas.microsoft.com/office/2006/coverPageProps' " w:xpath="/ns0:CoverPageProperties[1]/ns0:PublishDate[1]" w:storeItemID="{55AF091B-3C7A-41E3-B477-F2FDAA23CFDA}"/>
-                              <w:date w:fullDate="2026-06-06T00:00:00Z">
+                              <w:date w:fullDate="2026-06-10T00:00:00Z">
                                 <w:dateFormat w:val="d-M-yyyy"/>
                                 <w:lid w:val="nl-NL"/>
                                 <w:storeMappedDataAs w:val="dateTime"/>
                                 <w:calendar w:val="gregorian"/>
                               </w:date>
                             </w:sdtPr>
-                            <w:sdtEndPr/>
                             <w:sdtContent>
                               <w:p>
                                 <w:pPr>
@@ -3512,7 +3509,7 @@
                                     <w:sz w:val="28"/>
                                     <w:szCs w:val="28"/>
                                   </w:rPr>
-                                  <w:t>6</w:t>
+                                  <w:t>10</w:t>
                                 </w:r>
                                 <w:r>
                                   <w:rPr>
@@ -3746,7 +3743,6 @@
                                     <w:dataBinding w:prefixMappings="xmlns:ns0='http://purl.org/dc/elements/1.1/' xmlns:ns1='http://schemas.openxmlformats.org/package/2006/metadata/core-properties' " w:xpath="/ns1:coreProperties[1]/ns0:title[1]" w:storeItemID="{6C3C8BC8-F283-45AE-878A-BAB7291924A1}"/>
                                     <w:text/>
                                   </w:sdtPr>
-                                  <w:sdtEndPr/>
                                   <w:sdtContent>
                                     <w:r>
                                       <w:rPr>
@@ -3785,7 +3781,6 @@
                                     <w:dataBinding w:prefixMappings="xmlns:ns0='http://purl.org/dc/elements/1.1/' xmlns:ns1='http://schemas.openxmlformats.org/package/2006/metadata/core-properties' " w:xpath="/ns1:coreProperties[1]/ns0:subject[1]" w:storeItemID="{6C3C8BC8-F283-45AE-878A-BAB7291924A1}"/>
                                     <w:text/>
                                   </w:sdtPr>
-                                  <w:sdtEndPr/>
                                   <w:sdtContent>
                                     <w:r>
                                       <w:rPr>
@@ -3993,7 +3988,7 @@
           <w:r>
             <w:fldChar w:fldCharType="separate"/>
           </w:r>
-          <w:hyperlink w:anchor="_Toc231674829" w:history="1">
+          <w:hyperlink w:anchor="_Toc231956308" w:history="1">
             <w:r>
               <w:rPr>
                 <w:rStyle w:val="Hyperlink"/>
@@ -4021,7 +4016,7 @@
                 <w:noProof/>
                 <w:webHidden/>
               </w:rPr>
-              <w:instrText xml:space="preserve"> PAGEREF _Toc231674829 \h </w:instrText>
+              <w:instrText xml:space="preserve"> PAGEREF _Toc231956308 \h </w:instrText>
             </w:r>
             <w:r>
               <w:rPr>
@@ -4064,7 +4059,7 @@
               <w:lang w:eastAsia="nl-NL"/>
             </w:rPr>
           </w:pPr>
-          <w:hyperlink w:anchor="_Toc231674830" w:history="1">
+          <w:hyperlink w:anchor="_Toc231956309" w:history="1">
             <w:r>
               <w:rPr>
                 <w:rStyle w:val="Hyperlink"/>
@@ -4092,7 +4087,7 @@
                 <w:noProof/>
                 <w:webHidden/>
               </w:rPr>
-              <w:instrText xml:space="preserve"> PAGEREF _Toc231674830 \h </w:instrText>
+              <w:instrText xml:space="preserve"> PAGEREF _Toc231956309 \h </w:instrText>
             </w:r>
             <w:r>
               <w:rPr>
@@ -4135,7 +4130,7 @@
               <w:lang w:eastAsia="nl-NL"/>
             </w:rPr>
           </w:pPr>
-          <w:hyperlink w:anchor="_Toc231674831" w:history="1">
+          <w:hyperlink w:anchor="_Toc231956310" w:history="1">
             <w:r>
               <w:rPr>
                 <w:rStyle w:val="Hyperlink"/>
@@ -4163,7 +4158,7 @@
                 <w:noProof/>
                 <w:webHidden/>
               </w:rPr>
-              <w:instrText xml:space="preserve"> PAGEREF _Toc231674831 \h </w:instrText>
+              <w:instrText xml:space="preserve"> PAGEREF _Toc231956310 \h </w:instrText>
             </w:r>
             <w:r>
               <w:rPr>
@@ -4206,7 +4201,7 @@
               <w:lang w:eastAsia="nl-NL"/>
             </w:rPr>
           </w:pPr>
-          <w:hyperlink w:anchor="_Toc231674832" w:history="1">
+          <w:hyperlink w:anchor="_Toc231956311" w:history="1">
             <w:r>
               <w:rPr>
                 <w:rStyle w:val="Hyperlink"/>
@@ -4234,7 +4229,7 @@
                 <w:noProof/>
                 <w:webHidden/>
               </w:rPr>
-              <w:instrText xml:space="preserve"> PAGEREF _Toc231674832 \h </w:instrText>
+              <w:instrText xml:space="preserve"> PAGEREF _Toc231956311 \h </w:instrText>
             </w:r>
             <w:r>
               <w:rPr>
@@ -4277,14 +4272,14 @@
               <w:lang w:eastAsia="nl-NL"/>
             </w:rPr>
           </w:pPr>
-          <w:hyperlink w:anchor="_Toc231674833" w:history="1">
+          <w:hyperlink w:anchor="_Toc231956312" w:history="1">
             <w:r>
               <w:rPr>
                 <w:rStyle w:val="Hyperlink"/>
                 <w:noProof/>
                 <w:lang w:val="en-US"/>
               </w:rPr>
-              <w:t>Portfolio assignment - Ethics part one</w:t>
+              <w:t>Portfolio assignment – College 5 – Deployment</w:t>
             </w:r>
             <w:r>
               <w:rPr>
@@ -4305,7 +4300,7 @@
                 <w:noProof/>
                 <w:webHidden/>
               </w:rPr>
-              <w:instrText xml:space="preserve"> PAGEREF _Toc231674833 \h </w:instrText>
+              <w:instrText xml:space="preserve"> PAGEREF _Toc231956312 \h </w:instrText>
             </w:r>
             <w:r>
               <w:rPr>
@@ -4348,14 +4343,14 @@
               <w:lang w:eastAsia="nl-NL"/>
             </w:rPr>
           </w:pPr>
-          <w:hyperlink w:anchor="_Toc231674834" w:history="1">
+          <w:hyperlink w:anchor="_Toc231956313" w:history="1">
             <w:r>
               <w:rPr>
                 <w:rStyle w:val="Hyperlink"/>
                 <w:noProof/>
                 <w:lang w:val="en-US"/>
               </w:rPr>
-              <w:t>Portfolio assignment – Ethics part two</w:t>
+              <w:t>Portfolio assignment - Ethics part one</w:t>
             </w:r>
             <w:r>
               <w:rPr>
@@ -4376,7 +4371,7 @@
                 <w:noProof/>
                 <w:webHidden/>
               </w:rPr>
-              <w:instrText xml:space="preserve"> PAGEREF _Toc231674834 \h </w:instrText>
+              <w:instrText xml:space="preserve"> PAGEREF _Toc231956313 \h </w:instrText>
             </w:r>
             <w:r>
               <w:rPr>
@@ -4396,7 +4391,7 @@
                 <w:noProof/>
                 <w:webHidden/>
               </w:rPr>
-              <w:t>17</w:t>
+              <w:t>16</w:t>
             </w:r>
             <w:r>
               <w:rPr>
@@ -4419,13 +4414,14 @@
               <w:lang w:eastAsia="nl-NL"/>
             </w:rPr>
           </w:pPr>
-          <w:hyperlink w:anchor="_Toc231674835" w:history="1">
+          <w:hyperlink w:anchor="_Toc231956314" w:history="1">
             <w:r>
               <w:rPr>
                 <w:rStyle w:val="Hyperlink"/>
                 <w:noProof/>
-              </w:rPr>
-              <w:t>References</w:t>
+                <w:lang w:val="en-US"/>
+              </w:rPr>
+              <w:t>Portfolio assignment - Ethics part two</w:t>
             </w:r>
             <w:r>
               <w:rPr>
@@ -4446,7 +4442,7 @@
                 <w:noProof/>
                 <w:webHidden/>
               </w:rPr>
-              <w:instrText xml:space="preserve"> PAGEREF _Toc231674835 \h </w:instrText>
+              <w:instrText xml:space="preserve"> PAGEREF _Toc231956314 \h </w:instrText>
             </w:r>
             <w:r>
               <w:rPr>
@@ -4466,7 +4462,147 @@
                 <w:noProof/>
                 <w:webHidden/>
               </w:rPr>
-              <w:t>19</w:t>
+              <w:t>18</w:t>
+            </w:r>
+            <w:r>
+              <w:rPr>
+                <w:noProof/>
+                <w:webHidden/>
+              </w:rPr>
+              <w:fldChar w:fldCharType="end"/>
+            </w:r>
+          </w:hyperlink>
+        </w:p>
+        <w:p>
+          <w:pPr>
+            <w:pStyle w:val="Inhopg1"/>
+            <w:tabs>
+              <w:tab w:val="right" w:leader="dot" w:pos="9062"/>
+            </w:tabs>
+            <w:rPr>
+              <w:rFonts w:eastAsiaTheme="minorEastAsia"/>
+              <w:noProof/>
+              <w:lang w:eastAsia="nl-NL"/>
+            </w:rPr>
+          </w:pPr>
+          <w:hyperlink w:anchor="_Toc231956315" w:history="1">
+            <w:r>
+              <w:rPr>
+                <w:rStyle w:val="Hyperlink"/>
+                <w:noProof/>
+              </w:rPr>
+              <w:t>Portfolio – Summary Hackathon</w:t>
+            </w:r>
+            <w:r>
+              <w:rPr>
+                <w:noProof/>
+                <w:webHidden/>
+              </w:rPr>
+              <w:tab/>
+            </w:r>
+            <w:r>
+              <w:rPr>
+                <w:noProof/>
+                <w:webHidden/>
+              </w:rPr>
+              <w:fldChar w:fldCharType="begin"/>
+            </w:r>
+            <w:r>
+              <w:rPr>
+                <w:noProof/>
+                <w:webHidden/>
+              </w:rPr>
+              <w:instrText xml:space="preserve"> PAGEREF _Toc231956315 \h </w:instrText>
+            </w:r>
+            <w:r>
+              <w:rPr>
+                <w:noProof/>
+                <w:webHidden/>
+              </w:rPr>
+            </w:r>
+            <w:r>
+              <w:rPr>
+                <w:noProof/>
+                <w:webHidden/>
+              </w:rPr>
+              <w:fldChar w:fldCharType="separate"/>
+            </w:r>
+            <w:r>
+              <w:rPr>
+                <w:noProof/>
+                <w:webHidden/>
+              </w:rPr>
+              <w:t>20</w:t>
+            </w:r>
+            <w:r>
+              <w:rPr>
+                <w:noProof/>
+                <w:webHidden/>
+              </w:rPr>
+              <w:fldChar w:fldCharType="end"/>
+            </w:r>
+          </w:hyperlink>
+        </w:p>
+        <w:p>
+          <w:pPr>
+            <w:pStyle w:val="Inhopg1"/>
+            <w:tabs>
+              <w:tab w:val="right" w:leader="dot" w:pos="9062"/>
+            </w:tabs>
+            <w:rPr>
+              <w:rFonts w:eastAsiaTheme="minorEastAsia"/>
+              <w:noProof/>
+              <w:lang w:eastAsia="nl-NL"/>
+            </w:rPr>
+          </w:pPr>
+          <w:hyperlink w:anchor="_Toc231956316" w:history="1">
+            <w:r>
+              <w:rPr>
+                <w:rStyle w:val="Hyperlink"/>
+                <w:noProof/>
+              </w:rPr>
+              <w:t>References</w:t>
+            </w:r>
+            <w:r>
+              <w:rPr>
+                <w:noProof/>
+                <w:webHidden/>
+              </w:rPr>
+              <w:tab/>
+            </w:r>
+            <w:r>
+              <w:rPr>
+                <w:noProof/>
+                <w:webHidden/>
+              </w:rPr>
+              <w:fldChar w:fldCharType="begin"/>
+            </w:r>
+            <w:r>
+              <w:rPr>
+                <w:noProof/>
+                <w:webHidden/>
+              </w:rPr>
+              <w:instrText xml:space="preserve"> PAGEREF _Toc231956316 \h </w:instrText>
+            </w:r>
+            <w:r>
+              <w:rPr>
+                <w:noProof/>
+                <w:webHidden/>
+              </w:rPr>
+            </w:r>
+            <w:r>
+              <w:rPr>
+                <w:noProof/>
+                <w:webHidden/>
+              </w:rPr>
+              <w:fldChar w:fldCharType="separate"/>
+            </w:r>
+            <w:r>
+              <w:rPr>
+                <w:noProof/>
+                <w:webHidden/>
+              </w:rPr>
+              <w:t>21</w:t>
             </w:r>
             <w:r>
               <w:rPr>
@@ -4500,7 +4636,7 @@
           <w:lang w:val="en-US"/>
         </w:rPr>
       </w:pPr>
-      <w:bookmarkStart w:id="0" w:name="_Toc231674829"/>
+      <w:bookmarkStart w:id="0" w:name="_Toc231956308"/>
       <w:r>
         <w:rPr>
           <w:lang w:val="en-US"/>
@@ -4997,14 +5133,12 @@
         </w:rPr>
         <w:t xml:space="preserve">Lastly, the test loss. Although the test loss improved, the change in model performance is relatively low compared to the extra time it took to train the model. From this perspective, </w:t>
       </w:r>
-      <w:proofErr w:type="spellStart"/>
-      <w:r>
-        <w:rPr>
-          <w:lang w:val="en-US"/>
-        </w:rPr>
-        <w:t>its</w:t>
-      </w:r>
-      <w:proofErr w:type="spellEnd"/>
+      <w:r>
+        <w:rPr>
+          <w:lang w:val="en-US"/>
+        </w:rPr>
+        <w:t>it’s</w:t>
+      </w:r>
       <w:r>
         <w:rPr>
           <w:lang w:val="en-US"/>
@@ -5085,7 +5219,7 @@
           <w:lang w:val="en-US"/>
         </w:rPr>
       </w:pPr>
-      <w:bookmarkStart w:id="1" w:name="_Toc231674830"/>
+      <w:bookmarkStart w:id="1" w:name="_Toc231956309"/>
       <w:r>
         <w:rPr>
           <w:lang w:val="en-US"/>
@@ -5540,7 +5674,7 @@
           <w:lang w:val="en-US"/>
         </w:rPr>
       </w:pPr>
-      <w:bookmarkStart w:id="2" w:name="_Toc231674831"/>
+      <w:bookmarkStart w:id="2" w:name="_Toc231956310"/>
       <w:r>
         <w:rPr>
           <w:lang w:val="en-US"/>
@@ -5988,23 +6122,15 @@
           <w:lang w:val="en-US"/>
         </w:rPr>
       </w:pPr>
-      <w:bookmarkStart w:id="3" w:name="_Toc231674832"/>
+      <w:bookmarkStart w:id="3" w:name="_Toc231956311"/>
       <w:r>
         <w:rPr>
           <w:lang w:val="en-US"/>
         </w:rPr>
         <w:lastRenderedPageBreak/>
-        <w:t xml:space="preserve">Portfolio assignment – College 4 – </w:t>
-      </w:r>
-      <w:proofErr w:type="spellStart"/>
-      <w:r>
-        <w:rPr>
-          <w:lang w:val="en-US"/>
-        </w:rPr>
-        <w:t>Hypertuning</w:t>
+        <w:t>Portfolio assignment – College 4 – Hypertuning</w:t>
       </w:r>
       <w:bookmarkEnd w:id="3"/>
-      <w:proofErr w:type="spellEnd"/>
     </w:p>
     <w:p>
       <w:pPr>
@@ -7557,7 +7683,306 @@
           <w:lang w:val="en-US"/>
         </w:rPr>
       </w:pPr>
-      <w:bookmarkStart w:id="4" w:name="_Toc231674833"/>
+      <w:bookmarkStart w:id="4" w:name="_Toc231956312"/>
+      <w:r>
+        <w:rPr>
+          <w:lang w:val="en-US"/>
+        </w:rPr>
+        <w:lastRenderedPageBreak/>
+        <w:t>Portfolio assignment – College 5 – Deployment</w:t>
+      </w:r>
+      <w:bookmarkEnd w:id="4"/>
+    </w:p>
+    <w:p>
+      <w:pPr>
+        <w:rPr>
+          <w:lang w:val="en-US"/>
+        </w:rPr>
+      </w:pPr>
+      <w:r>
+        <w:rPr>
+          <w:lang w:val="en-US"/>
+        </w:rPr>
+        <w:t xml:space="preserve">For this assignment, I created a street language generator, deployed </w:t>
+      </w:r>
+      <w:r>
+        <w:rPr>
+          <w:lang w:val="en-US"/>
+        </w:rPr>
+        <w:t>and accessible via my VM on SURF. See Figure below which shows the output of my ‘</w:t>
+      </w:r>
+      <w:proofErr w:type="spellStart"/>
+      <w:r>
+        <w:rPr>
+          <w:lang w:val="en-US"/>
+        </w:rPr>
+        <w:t>Zeeuws</w:t>
+      </w:r>
+      <w:proofErr w:type="spellEnd"/>
+      <w:r>
+        <w:rPr>
+          <w:lang w:val="en-US"/>
+        </w:rPr>
+        <w:t xml:space="preserve">’ dialect generator. </w:t>
+      </w:r>
+    </w:p>
+    <w:p>
+      <w:pPr>
+        <w:rPr>
+          <w:lang w:val="en-US"/>
+        </w:rPr>
+      </w:pPr>
+      <w:r>
+        <w:rPr>
+          <w:noProof/>
+        </w:rPr>
+        <w:drawing>
+          <wp:inline distT="0" distB="0" distL="0" distR="0" wp14:anchorId="24E0AE8F" wp14:editId="7259B537">
+            <wp:extent cx="4160520" cy="2897505"/>
+            <wp:effectExtent l="0" t="0" r="0" b="0"/>
+            <wp:docPr id="1337249180" name="Afbeelding 28"/>
+            <wp:cNvGraphicFramePr>
+              <a:graphicFrameLocks xmlns:a="http://schemas.openxmlformats.org/drawingml/2006/main" noChangeAspect="1"/>
+            </wp:cNvGraphicFramePr>
+            <a:graphic xmlns:a="http://schemas.openxmlformats.org/drawingml/2006/main">
+              <a:graphicData uri="http://schemas.openxmlformats.org/drawingml/2006/picture">
+                <pic:pic xmlns:pic="http://schemas.openxmlformats.org/drawingml/2006/picture">
+                  <pic:nvPicPr>
+                    <pic:cNvPr id="0" name="Picture 1"/>
+                    <pic:cNvPicPr>
+                      <a:picLocks noChangeAspect="1" noChangeArrowheads="1"/>
+                    </pic:cNvPicPr>
+                  </pic:nvPicPr>
+                  <pic:blipFill>
+                    <a:blip r:embed="rId31">
+                      <a:extLst>
+                        <a:ext uri="{28A0092B-C50C-407E-A947-70E740481C1C}">
+                          <a14:useLocalDpi xmlns:a14="http://schemas.microsoft.com/office/drawing/2010/main" val="0"/>
+                        </a:ext>
+                      </a:extLst>
+                    </a:blip>
+                    <a:srcRect/>
+                    <a:stretch>
+                      <a:fillRect/>
+                    </a:stretch>
+                  </pic:blipFill>
+                  <pic:spPr bwMode="auto">
+                    <a:xfrm>
+                      <a:off x="0" y="0"/>
+                      <a:ext cx="4163779" cy="2899775"/>
+                    </a:xfrm>
+                    <a:prstGeom prst="rect">
+                      <a:avLst/>
+                    </a:prstGeom>
+                    <a:noFill/>
+                    <a:ln>
+                      <a:noFill/>
+                    </a:ln>
+                  </pic:spPr>
+                </pic:pic>
+              </a:graphicData>
+            </a:graphic>
+          </wp:inline>
+        </w:drawing>
+      </w:r>
+    </w:p>
+    <w:p>
+      <w:pPr>
+        <w:rPr>
+          <w:lang w:val="en-US"/>
+        </w:rPr>
+      </w:pPr>
+      <w:r>
+        <w:rPr>
+          <w:lang w:val="en-US"/>
+        </w:rPr>
+        <w:t xml:space="preserve">The generator is accessible via the </w:t>
+      </w:r>
+      <w:r>
+        <w:rPr>
+          <w:lang w:val="en-US"/>
+        </w:rPr>
+        <w:t>URL</w:t>
+      </w:r>
+      <w:r>
+        <w:rPr>
+          <w:lang w:val="en-US"/>
+        </w:rPr>
+        <w:t xml:space="preserve"> below, after activating the VM and using the passphrase: ‘</w:t>
+      </w:r>
+      <w:proofErr w:type="spellStart"/>
+      <w:r>
+        <w:rPr>
+          <w:lang w:val="en-US"/>
+        </w:rPr>
+        <w:t>dlmax</w:t>
+      </w:r>
+      <w:proofErr w:type="spellEnd"/>
+      <w:r>
+        <w:rPr>
+          <w:lang w:val="en-US"/>
+        </w:rPr>
+        <w:t xml:space="preserve">’. </w:t>
+      </w:r>
+    </w:p>
+    <w:p>
+      <w:pPr>
+        <w:rPr>
+          <w:lang w:val="en-US"/>
+        </w:rPr>
+      </w:pPr>
+      <w:r>
+        <w:rPr>
+          <w:noProof/>
+        </w:rPr>
+        <w:drawing>
+          <wp:inline distT="0" distB="0" distL="0" distR="0" wp14:anchorId="2CC2D920" wp14:editId="7A70BEA4">
+            <wp:extent cx="4975167" cy="542925"/>
+            <wp:effectExtent l="0" t="0" r="0" b="0"/>
+            <wp:docPr id="1017692628" name="Afbeelding 29"/>
+            <wp:cNvGraphicFramePr>
+              <a:graphicFrameLocks xmlns:a="http://schemas.openxmlformats.org/drawingml/2006/main" noChangeAspect="1"/>
+            </wp:cNvGraphicFramePr>
+            <a:graphic xmlns:a="http://schemas.openxmlformats.org/drawingml/2006/main">
+              <a:graphicData uri="http://schemas.openxmlformats.org/drawingml/2006/picture">
+                <pic:pic xmlns:pic="http://schemas.openxmlformats.org/drawingml/2006/picture">
+                  <pic:nvPicPr>
+                    <pic:cNvPr id="0" name="Picture 3"/>
+                    <pic:cNvPicPr>
+                      <a:picLocks noChangeAspect="1" noChangeArrowheads="1"/>
+                    </pic:cNvPicPr>
+                  </pic:nvPicPr>
+                  <pic:blipFill rotWithShape="1">
+                    <a:blip r:embed="rId32" cstate="print">
+                      <a:extLst>
+                        <a:ext uri="{28A0092B-C50C-407E-A947-70E740481C1C}">
+                          <a14:useLocalDpi xmlns:a14="http://schemas.microsoft.com/office/drawing/2010/main" val="0"/>
+                        </a:ext>
+                      </a:extLst>
+                    </a:blip>
+                    <a:srcRect t="4560" b="87722"/>
+                    <a:stretch>
+                      <a:fillRect/>
+                    </a:stretch>
+                  </pic:blipFill>
+                  <pic:spPr bwMode="auto">
+                    <a:xfrm>
+                      <a:off x="0" y="0"/>
+                      <a:ext cx="5031698" cy="549094"/>
+                    </a:xfrm>
+                    <a:prstGeom prst="rect">
+                      <a:avLst/>
+                    </a:prstGeom>
+                    <a:noFill/>
+                    <a:ln>
+                      <a:noFill/>
+                    </a:ln>
+                    <a:extLst>
+                      <a:ext uri="{53640926-AAD7-44D8-BBD7-CCE9431645EC}">
+                        <a14:shadowObscured xmlns:a14="http://schemas.microsoft.com/office/drawing/2010/main"/>
+                      </a:ext>
+                    </a:extLst>
+                  </pic:spPr>
+                </pic:pic>
+              </a:graphicData>
+            </a:graphic>
+          </wp:inline>
+        </w:drawing>
+      </w:r>
+    </w:p>
+    <w:p>
+      <w:pPr>
+        <w:rPr>
+          <w:lang w:val="en-US"/>
+        </w:rPr>
+      </w:pPr>
+      <w:r>
+        <w:rPr>
+          <w:lang w:val="en-US"/>
+        </w:rPr>
+        <w:t xml:space="preserve">See Figure below which shows </w:t>
+      </w:r>
+      <w:r>
+        <w:rPr>
+          <w:lang w:val="en-US"/>
+        </w:rPr>
+        <w:t xml:space="preserve">that the generator is available via the URL as shown above. </w:t>
+      </w:r>
+    </w:p>
+    <w:p>
+      <w:pPr>
+        <w:rPr>
+          <w:lang w:val="en-US"/>
+        </w:rPr>
+      </w:pPr>
+      <w:r>
+        <w:rPr>
+          <w:noProof/>
+        </w:rPr>
+        <w:drawing>
+          <wp:inline distT="0" distB="0" distL="0" distR="0" wp14:anchorId="7D4443B4" wp14:editId="305247C2">
+            <wp:extent cx="4438652" cy="2814767"/>
+            <wp:effectExtent l="0" t="0" r="0" b="5080"/>
+            <wp:docPr id="2040439010" name="Afbeelding 30"/>
+            <wp:cNvGraphicFramePr>
+              <a:graphicFrameLocks xmlns:a="http://schemas.openxmlformats.org/drawingml/2006/main" noChangeAspect="1"/>
+            </wp:cNvGraphicFramePr>
+            <a:graphic xmlns:a="http://schemas.openxmlformats.org/drawingml/2006/main">
+              <a:graphicData uri="http://schemas.openxmlformats.org/drawingml/2006/picture">
+                <pic:pic xmlns:pic="http://schemas.openxmlformats.org/drawingml/2006/picture">
+                  <pic:nvPicPr>
+                    <pic:cNvPr id="0" name="Picture 5"/>
+                    <pic:cNvPicPr>
+                      <a:picLocks noChangeAspect="1" noChangeArrowheads="1"/>
+                    </pic:cNvPicPr>
+                  </pic:nvPicPr>
+                  <pic:blipFill>
+                    <a:blip r:embed="rId33">
+                      <a:extLst>
+                        <a:ext uri="{28A0092B-C50C-407E-A947-70E740481C1C}">
+                          <a14:useLocalDpi xmlns:a14="http://schemas.microsoft.com/office/drawing/2010/main" val="0"/>
+                        </a:ext>
+                      </a:extLst>
+                    </a:blip>
+                    <a:srcRect/>
+                    <a:stretch>
+                      <a:fillRect/>
+                    </a:stretch>
+                  </pic:blipFill>
+                  <pic:spPr bwMode="auto">
+                    <a:xfrm>
+                      <a:off x="0" y="0"/>
+                      <a:ext cx="4440226" cy="2815765"/>
+                    </a:xfrm>
+                    <a:prstGeom prst="rect">
+                      <a:avLst/>
+                    </a:prstGeom>
+                    <a:noFill/>
+                    <a:ln>
+                      <a:noFill/>
+                    </a:ln>
+                  </pic:spPr>
+                </pic:pic>
+              </a:graphicData>
+            </a:graphic>
+          </wp:inline>
+        </w:drawing>
+      </w:r>
+      <w:r>
+        <w:rPr>
+          <w:lang w:val="en-US"/>
+        </w:rPr>
+        <w:br w:type="page"/>
+      </w:r>
+    </w:p>
+    <w:p>
+      <w:pPr>
+        <w:pStyle w:val="Kop1"/>
+        <w:rPr>
+          <w:lang w:val="en-US"/>
+        </w:rPr>
+      </w:pPr>
+      <w:bookmarkStart w:id="5" w:name="_Toc231956313"/>
       <w:r>
         <w:rPr>
           <w:lang w:val="en-US"/>
@@ -7589,7 +8014,7 @@
         </w:rPr>
         <w:t>ne</w:t>
       </w:r>
-      <w:bookmarkEnd w:id="4"/>
+      <w:bookmarkEnd w:id="5"/>
     </w:p>
     <w:p>
       <w:pPr>
@@ -7657,7 +8082,6 @@
           <w:id w:val="-865520124"/>
           <w:citation/>
         </w:sdtPr>
-        <w:sdtEndPr/>
         <w:sdtContent>
           <w:r>
             <w:rPr>
@@ -7766,7 +8190,6 @@
           <w:id w:val="-1036269557"/>
           <w:citation/>
         </w:sdtPr>
-        <w:sdtEndPr/>
         <w:sdtContent>
           <w:r>
             <w:rPr>
@@ -7851,7 +8274,6 @@
           <w:id w:val="-2086055193"/>
           <w:citation/>
         </w:sdtPr>
-        <w:sdtEndPr/>
         <w:sdtContent>
           <w:r>
             <w:rPr>
@@ -8080,7 +8502,6 @@
           <w:id w:val="-1673325696"/>
           <w:citation/>
         </w:sdtPr>
-        <w:sdtEndPr/>
         <w:sdtContent>
           <w:r>
             <w:rPr>
@@ -8226,7 +8647,6 @@
           <w:id w:val="-619685374"/>
           <w:citation/>
         </w:sdtPr>
-        <w:sdtEndPr/>
         <w:sdtContent>
           <w:r>
             <w:rPr>
@@ -8794,13 +9214,25 @@
           <w:lang w:val="en-US"/>
         </w:rPr>
       </w:pPr>
-      <w:bookmarkStart w:id="5" w:name="_Toc231674834"/>
+      <w:bookmarkStart w:id="6" w:name="_Toc231956314"/>
       <w:r>
         <w:rPr>
           <w:lang w:val="en-US"/>
         </w:rPr>
         <w:lastRenderedPageBreak/>
-        <w:t xml:space="preserve">Portfolio assignment – </w:t>
+        <w:t xml:space="preserve">Portfolio assignment </w:t>
+      </w:r>
+      <w:r>
+        <w:rPr>
+          <w:lang w:val="en-US"/>
+        </w:rPr>
+        <w:t>-</w:t>
+      </w:r>
+      <w:r>
+        <w:rPr>
+          <w:lang w:val="en-US"/>
+        </w:rPr>
+        <w:t xml:space="preserve"> </w:t>
       </w:r>
       <w:r>
         <w:rPr>
@@ -8814,7 +9246,7 @@
         </w:rPr>
         <w:t xml:space="preserve"> part two</w:t>
       </w:r>
-      <w:bookmarkEnd w:id="5"/>
+      <w:bookmarkEnd w:id="6"/>
     </w:p>
     <w:p>
       <w:pPr>
@@ -8905,7 +9337,6 @@
           <w:id w:val="1999532232"/>
           <w:citation/>
         </w:sdtPr>
-        <w:sdtEndPr/>
         <w:sdtContent>
           <w:r>
             <w:fldChar w:fldCharType="begin"/>
@@ -9191,7 +9622,7 @@
                     <pic:cNvPicPr/>
                   </pic:nvPicPr>
                   <pic:blipFill>
-                    <a:blip r:embed="rId31"/>
+                    <a:blip r:embed="rId34"/>
                     <a:stretch>
                       <a:fillRect/>
                     </a:stretch>
@@ -9351,14 +9782,364 @@
         <w:t>.</w:t>
       </w:r>
     </w:p>
-    <w:p/>
-    <w:p/>
     <w:p>
       <w:r>
         <w:br w:type="page"/>
       </w:r>
     </w:p>
-    <w:bookmarkStart w:id="6" w:name="_Toc231674835" w:displacedByCustomXml="next"/>
+    <w:p>
+      <w:pPr>
+        <w:pStyle w:val="Kop1"/>
+      </w:pPr>
+      <w:bookmarkStart w:id="7" w:name="_Toc231956315"/>
+      <w:r>
+        <w:lastRenderedPageBreak/>
+        <w:t>Portfolio – Summary Hackathon</w:t>
+      </w:r>
+      <w:bookmarkEnd w:id="7"/>
+    </w:p>
+    <w:p>
+      <w:pPr>
+        <w:rPr>
+          <w:lang w:val="en-US"/>
+        </w:rPr>
+      </w:pPr>
+      <w:r>
+        <w:rPr>
+          <w:lang w:val="en-US"/>
+        </w:rPr>
+        <w:t xml:space="preserve">On 8 June 2026, I participated in </w:t>
+      </w:r>
+      <w:r>
+        <w:rPr>
+          <w:lang w:val="en-US"/>
+        </w:rPr>
+        <w:t>the</w:t>
+      </w:r>
+      <w:r>
+        <w:rPr>
+          <w:lang w:val="en-US"/>
+        </w:rPr>
+        <w:t xml:space="preserve"> </w:t>
+      </w:r>
+      <w:r>
+        <w:rPr>
+          <w:lang w:val="en-US"/>
+        </w:rPr>
+        <w:t>D</w:t>
+      </w:r>
+      <w:r>
+        <w:rPr>
+          <w:lang w:val="en-US"/>
+        </w:rPr>
+        <w:t xml:space="preserve">eep </w:t>
+      </w:r>
+      <w:r>
+        <w:rPr>
+          <w:lang w:val="en-US"/>
+        </w:rPr>
+        <w:t>L</w:t>
+      </w:r>
+      <w:r>
+        <w:rPr>
+          <w:lang w:val="en-US"/>
+        </w:rPr>
+        <w:t xml:space="preserve">earning hackathon together with Jeffrey, Steven, and Alex </w:t>
+      </w:r>
+      <w:r>
+        <w:rPr>
+          <w:lang w:val="en-US"/>
+        </w:rPr>
+        <w:t xml:space="preserve">as </w:t>
+      </w:r>
+      <w:r>
+        <w:rPr>
+          <w:lang w:val="en-US"/>
+        </w:rPr>
+        <w:t>team Sigmoid Freud. The challenge was to classify approximately 20,000 legal deeds (</w:t>
+      </w:r>
+      <w:proofErr w:type="spellStart"/>
+      <w:r>
+        <w:rPr>
+          <w:lang w:val="en-US"/>
+        </w:rPr>
+        <w:t>aktes</w:t>
+      </w:r>
+      <w:proofErr w:type="spellEnd"/>
+      <w:r>
+        <w:rPr>
+          <w:lang w:val="en-US"/>
+        </w:rPr>
+        <w:t>) into 32 possible classes</w:t>
+      </w:r>
+      <w:r>
+        <w:rPr>
+          <w:lang w:val="en-US"/>
+        </w:rPr>
+        <w:t>, while also taking into account the fact that a deed could belong to multiple classes</w:t>
+      </w:r>
+      <w:r>
+        <w:rPr>
+          <w:lang w:val="en-US"/>
+        </w:rPr>
+        <w:t xml:space="preserve">. One of the </w:t>
+      </w:r>
+      <w:r>
+        <w:rPr>
+          <w:lang w:val="en-US"/>
+        </w:rPr>
+        <w:t xml:space="preserve">other </w:t>
+      </w:r>
+      <w:r>
+        <w:rPr>
+          <w:lang w:val="en-US"/>
+        </w:rPr>
+        <w:t xml:space="preserve">main difficulties was the highly imbalanced dataset, where some of the smaller classes contained only </w:t>
+      </w:r>
+      <w:r>
+        <w:rPr>
+          <w:lang w:val="en-US"/>
+        </w:rPr>
+        <w:t xml:space="preserve">contained </w:t>
+      </w:r>
+      <w:r>
+        <w:rPr>
+          <w:lang w:val="en-US"/>
+        </w:rPr>
+        <w:t>50 examples.</w:t>
+      </w:r>
+    </w:p>
+    <w:p>
+      <w:pPr>
+        <w:rPr>
+          <w:lang w:val="en-US"/>
+        </w:rPr>
+      </w:pPr>
+      <w:r>
+        <w:rPr>
+          <w:lang w:val="en-US"/>
+        </w:rPr>
+        <w:t>To help teams get started quickly, we received a preprocessed dataset from Raoul, allowing us to focus immediately on model development and experimentation.</w:t>
+      </w:r>
+    </w:p>
+    <w:p>
+      <w:pPr>
+        <w:rPr>
+          <w:lang w:val="en-US"/>
+        </w:rPr>
+      </w:pPr>
+      <w:r>
+        <w:rPr>
+          <w:lang w:val="en-US"/>
+        </w:rPr>
+        <w:t xml:space="preserve">Throughout the day, we trained and compared several deep learning </w:t>
+      </w:r>
+      <w:r>
+        <w:rPr>
+          <w:lang w:val="en-US"/>
+        </w:rPr>
+        <w:t>techniques</w:t>
+      </w:r>
+      <w:r>
+        <w:rPr>
+          <w:lang w:val="en-US"/>
+        </w:rPr>
+        <w:t xml:space="preserve">, including a </w:t>
+      </w:r>
+      <w:r>
+        <w:rPr>
+          <w:lang w:val="en-US"/>
+        </w:rPr>
+        <w:t>simple</w:t>
+      </w:r>
+      <w:r>
+        <w:rPr>
+          <w:lang w:val="en-US"/>
+        </w:rPr>
+        <w:t xml:space="preserve"> neural network, a Transformer model, and a Mixture of Expert</w:t>
+      </w:r>
+      <w:r>
+        <w:rPr>
+          <w:lang w:val="en-US"/>
+        </w:rPr>
+        <w:t>s</w:t>
+      </w:r>
+      <w:r>
+        <w:rPr>
+          <w:lang w:val="en-US"/>
+        </w:rPr>
+        <w:t xml:space="preserve"> model. </w:t>
+      </w:r>
+      <w:r>
+        <w:rPr>
+          <w:lang w:val="en-US"/>
+        </w:rPr>
+        <w:t>We</w:t>
+      </w:r>
+      <w:r>
+        <w:rPr>
+          <w:lang w:val="en-US"/>
+        </w:rPr>
+        <w:t xml:space="preserve"> also experimented with various preprocessing and data handling techniques, such as different chunk sizes and padding methods</w:t>
+      </w:r>
+      <w:r>
+        <w:rPr>
+          <w:lang w:val="en-US"/>
+        </w:rPr>
+        <w:t xml:space="preserve">. All of our training, testing and tuning was logged via a group </w:t>
+      </w:r>
+      <w:proofErr w:type="spellStart"/>
+      <w:r>
+        <w:rPr>
+          <w:lang w:val="en-US"/>
+        </w:rPr>
+        <w:t>MLFlow</w:t>
+      </w:r>
+      <w:proofErr w:type="spellEnd"/>
+      <w:r>
+        <w:rPr>
+          <w:lang w:val="en-US"/>
+        </w:rPr>
+        <w:t xml:space="preserve"> dashboard. See an example of our logging in the figure below. </w:t>
+      </w:r>
+    </w:p>
+    <w:p>
+      <w:pPr>
+        <w:rPr>
+          <w:lang w:val="en-US"/>
+        </w:rPr>
+      </w:pPr>
+      <w:r>
+        <w:rPr>
+          <w:noProof/>
+          <w:lang w:val="en-US"/>
+        </w:rPr>
+        <w:drawing>
+          <wp:inline distT="0" distB="0" distL="0" distR="0" wp14:anchorId="2E67BB12" wp14:editId="5C805D68">
+            <wp:extent cx="5760720" cy="3072930"/>
+            <wp:effectExtent l="0" t="0" r="0" b="0"/>
+            <wp:docPr id="2009649254" name="Afbeelding 1"/>
+            <wp:cNvGraphicFramePr>
+              <a:graphicFrameLocks xmlns:a="http://schemas.openxmlformats.org/drawingml/2006/main" noChangeAspect="1"/>
+            </wp:cNvGraphicFramePr>
+            <a:graphic xmlns:a="http://schemas.openxmlformats.org/drawingml/2006/main">
+              <a:graphicData uri="http://schemas.openxmlformats.org/drawingml/2006/picture">
+                <pic:pic xmlns:pic="http://schemas.openxmlformats.org/drawingml/2006/picture">
+                  <pic:nvPicPr>
+                    <pic:cNvPr id="2009649254" name=""/>
+                    <pic:cNvPicPr/>
+                  </pic:nvPicPr>
+                  <pic:blipFill>
+                    <a:blip r:embed="rId35"/>
+                    <a:stretch>
+                      <a:fillRect/>
+                    </a:stretch>
+                  </pic:blipFill>
+                  <pic:spPr>
+                    <a:xfrm>
+                      <a:off x="0" y="0"/>
+                      <a:ext cx="5760720" cy="3072930"/>
+                    </a:xfrm>
+                    <a:prstGeom prst="rect">
+                      <a:avLst/>
+                    </a:prstGeom>
+                  </pic:spPr>
+                </pic:pic>
+              </a:graphicData>
+            </a:graphic>
+          </wp:inline>
+        </w:drawing>
+      </w:r>
+    </w:p>
+    <w:p>
+      <w:pPr>
+        <w:rPr>
+          <w:lang w:val="en-US"/>
+        </w:rPr>
+      </w:pPr>
+      <w:r>
+        <w:rPr>
+          <w:lang w:val="en-US"/>
+        </w:rPr>
+        <w:t xml:space="preserve">The hackathon started at 09:45 and </w:t>
+      </w:r>
+      <w:r>
+        <w:rPr>
+          <w:lang w:val="en-US"/>
+        </w:rPr>
+        <w:t>lasted</w:t>
+      </w:r>
+      <w:r>
+        <w:rPr>
+          <w:lang w:val="en-US"/>
+        </w:rPr>
+        <w:t xml:space="preserve"> until 17:00</w:t>
+      </w:r>
+      <w:r>
+        <w:rPr>
+          <w:lang w:val="en-US"/>
+        </w:rPr>
+        <w:t>.</w:t>
+      </w:r>
+      <w:r>
+        <w:rPr>
+          <w:lang w:val="en-US"/>
+        </w:rPr>
+        <w:t xml:space="preserve"> </w:t>
+      </w:r>
+      <w:r>
+        <w:rPr>
+          <w:lang w:val="en-US"/>
+        </w:rPr>
+        <w:t>A</w:t>
+      </w:r>
+      <w:r>
+        <w:rPr>
+          <w:lang w:val="en-US"/>
+        </w:rPr>
+        <w:t>fter</w:t>
+      </w:r>
+      <w:r>
+        <w:rPr>
+          <w:lang w:val="en-US"/>
+        </w:rPr>
+        <w:t>wards</w:t>
+      </w:r>
+      <w:r>
+        <w:rPr>
+          <w:lang w:val="en-US"/>
+        </w:rPr>
+        <w:t xml:space="preserve"> we had pizza and presented our results around 18:00.</w:t>
+      </w:r>
+      <w:r>
+        <w:rPr>
+          <w:lang w:val="en-US"/>
+        </w:rPr>
+        <w:t xml:space="preserve"> Overall an interesting day where we learned how to work with an actual dataset from a real company and where acquiring a good result has proven to be quite challenging. </w:t>
+      </w:r>
+    </w:p>
+    <w:p>
+      <w:pPr>
+        <w:rPr>
+          <w:lang w:val="en-US"/>
+        </w:rPr>
+      </w:pPr>
+    </w:p>
+    <w:p>
+      <w:pPr>
+        <w:rPr>
+          <w:lang w:val="en-US"/>
+        </w:rPr>
+      </w:pPr>
+    </w:p>
+    <w:p>
+      <w:pPr>
+        <w:rPr>
+          <w:lang w:val="en-US"/>
+        </w:rPr>
+      </w:pPr>
+    </w:p>
+    <w:bookmarkStart w:id="8" w:name="_Toc231956316" w:displacedByCustomXml="next"/>
     <w:sdt>
       <w:sdtPr>
         <w:rPr>
@@ -9373,7 +10154,6 @@
           <w:docPartUnique/>
         </w:docPartObj>
       </w:sdtPr>
-      <w:sdtEndPr/>
       <w:sdtContent>
         <w:p>
           <w:pPr>
@@ -9383,7 +10163,7 @@
           <w:r>
             <w:t>References</w:t>
           </w:r>
-          <w:bookmarkEnd w:id="6"/>
+          <w:bookmarkEnd w:id="8"/>
           <w:proofErr w:type="spellEnd"/>
         </w:p>
         <w:sdt>
@@ -9391,7 +10171,6 @@
             <w:id w:val="-573587230"/>
             <w:bibliography/>
           </w:sdtPr>
-          <w:sdtEndPr/>
           <w:sdtContent>
             <w:p>
               <w:pPr>
@@ -9611,7 +10390,7 @@
     </w:sdt>
     <w:p/>
     <w:sectPr>
-      <w:footerReference w:type="default" r:id="rId32"/>
+      <w:footerReference w:type="default" r:id="rId36"/>
       <w:pgSz w:w="11906" w:h="16838"/>
       <w:pgMar w:top="1417" w:right="1417" w:bottom="1417" w:left="1417" w:header="708" w:footer="708" w:gutter="0"/>
       <w:pgNumType w:start="0"/>
@@ -9658,7 +10437,6 @@
         <w:docPartUnique/>
       </w:docPartObj>
     </w:sdtPr>
-    <w:sdtEndPr/>
     <w:sdtContent>
       <w:p>
         <w:pPr>
@@ -11193,7 +11971,7 @@
 
 <file path=customXml/item1.xml><?xml version="1.0" encoding="utf-8"?>
 <CoverPageProperties xmlns="http://schemas.microsoft.com/office/2006/coverPageProps">
-  <PublishDate>2026-06-06T00:00:00</PublishDate>
+  <PublishDate>2026-06-10T00:00:00</PublishDate>
   <Abstract/>
   <CompanyAddress/>
   <CompanyPhone/>
